--- a/templates/MSZ_HD_60364-6_Alapdok.docx
+++ b/templates/MSZ_HD_60364-6_Alapdok.docx
@@ -7853,15 +7853,6 @@
         </w:tc>
       </w:tr>
     </w:tbl>
-    <w:p>
-      <w:pPr>
-        <w:pStyle w:val="Normal"/>
-        <w:rPr/>
-      </w:pPr>
-      <w:r>
-        <w:rPr/>
-      </w:r>
-    </w:p>
     <w:sectPr>
       <w:footerReference w:type="default" r:id="rId4"/>
       <w:type w:val="nextPage"/>
